--- a/CS301R-Course-Summary.docx
+++ b/CS301R-Course-Summary.docx
@@ -1530,7 +1530,36 @@
         <w:t xml:space="preserve"> </w:t>
       </w:r>
       <w:r>
-        <w:t xml:space="preserve">— each student delivers a persuasive pitch that both defends the idea and recruits classmates. Selection is a blend: peers evaluate and signal interest, authors recruit, and the instructor gives input and has final say on which ideas are rich and feasible enough to anchor a team. Teams then form around the surviving ideas (~2–4 people; the count is emergent), or a student may continue</w:t>
+        <w:t xml:space="preserve">— each student delivers a persuasive pitch that both defends the idea and recruits classmates. Selection is a blend: peers evaluate and signal interest, authors recruit, and the instructor gives input and has final say on which ideas are rich and feasible enough to anchor a team. Evaluation happens live;</w:t>
+      </w:r>
+      <w:r>
+        <w:t xml:space="preserve"> </w:t>
+      </w:r>
+      <w:r>
+        <w:rPr>
+          <w:bCs/>
+          <w:b/>
+        </w:rPr>
+        <w:t xml:space="preserve">commitment does not.</w:t>
+      </w:r>
+      <w:r>
+        <w:t xml:space="preserve"> </w:t>
+      </w:r>
+      <w:r>
+        <w:t xml:space="preserve">Pitch Day ends with the anchor ideas announced and a private ranked preference from every student; the anchor projects’ written proposals go up for the weekend;</w:t>
+      </w:r>
+      <w:r>
+        <w:t xml:space="preserve"> </w:t>
+      </w:r>
+      <w:r>
+        <w:rPr>
+          <w:bCs/>
+          <w:b/>
+        </w:rPr>
+        <w:t xml:space="preserve">teams are announced Mon, Oct 12</w:t>
+      </w:r>
+      <w:r>
+        <w:t xml:space="preserve">, and charters are written that day in class. A student may instead continue</w:t>
       </w:r>
       <w:r>
         <w:t xml:space="preserve"> </w:t>
@@ -2319,7 +2348,7 @@
               <w:t xml:space="preserve"> </w:t>
             </w:r>
             <w:r>
-              <w:t xml:space="preserve">— persuade, recruit, peer scoring, selection, team formation</w:t>
+              <w:t xml:space="preserve">— persuade, recruit, peer scoring, selection, ranked preferences</w:t>
             </w:r>
           </w:p>
         </w:tc>
@@ -2357,7 +2386,7 @@
               <w:t xml:space="preserve"> </w:t>
             </w:r>
             <w:r>
-              <w:t xml:space="preserve">+ teams form (Oct 7)</w:t>
+              <w:t xml:space="preserve">(Oct 7)</w:t>
             </w:r>
           </w:p>
         </w:tc>
@@ -2395,19 +2424,26 @@
               <w:jc w:val="left"/>
             </w:pPr>
             <w:r>
-              <w:t xml:space="preserve">Design documents in software engineering; appropriate detail vs. over-specification; architecture and data-flow diagram workshop on the team’s project</w:t>
-            </w:r>
-          </w:p>
-        </w:tc>
-        <w:tc>
-          <w:tcPr/>
-          <w:p>
-            <w:pPr>
-              <w:pStyle w:val="Compact"/>
-              <w:jc w:val="left"/>
-            </w:pPr>
-            <w:r>
-              <w:t xml:space="preserve">Team Charter (Oct 12); design doc draft (Oct 14)</w:t>
+              <w:rPr>
+                <w:bCs/>
+                <w:b/>
+              </w:rPr>
+              <w:t xml:space="preserve">Teams announced</w:t>
+            </w:r>
+            <w:r>
+              <w:t xml:space="preserve">; design documents in software engineering; appropriate detail vs. over-specification; architecture and data-flow diagram workshop on the team’s project</w:t>
+            </w:r>
+          </w:p>
+        </w:tc>
+        <w:tc>
+          <w:tcPr/>
+          <w:p>
+            <w:pPr>
+              <w:pStyle w:val="Compact"/>
+              <w:jc w:val="left"/>
+            </w:pPr>
+            <w:r>
+              <w:t xml:space="preserve">Team Charter written in class (Oct 12); design doc draft (Oct 14)</w:t>
             </w:r>
           </w:p>
         </w:tc>
@@ -3777,7 +3813,7 @@
                 <w:iCs/>
                 <w:i/>
               </w:rPr>
-              <w:t xml:space="preserve">License/OSS short response · Team Charter · MVP Plan</w:t>
+              <w:t xml:space="preserve">License/OSS short response · Team Charter (written in class Oct 12) · MVP Plan</w:t>
             </w:r>
           </w:p>
         </w:tc>

--- a/CS301R-Course-Summary.docx
+++ b/CS301R-Course-Summary.docx
@@ -3000,7 +3000,7 @@
               <w:jc w:val="left"/>
             </w:pPr>
             <w:r>
-              <w:t xml:space="preserve">Dec 12–17</w:t>
+              <w:t xml:space="preserve">Mon, Dec 14</w:t>
             </w:r>
           </w:p>
         </w:tc>
@@ -3022,7 +3022,7 @@
               <w:t xml:space="preserve"> </w:t>
             </w:r>
             <w:r>
-              <w:t xml:space="preserve">— 3-hour block, capstone faculty invited</w:t>
+              <w:t xml:space="preserve">— 7:00–10:00 AM, capstone faculty invited</w:t>
             </w:r>
           </w:p>
         </w:tc>
@@ -4863,7 +4863,17 @@
         <w:t xml:space="preserve"> </w:t>
       </w:r>
       <w:r>
-        <w:t xml:space="preserve">The 3-hour finals-week block (Dec 12–17, slot pinned by the assigned final-exam time) is where capstone faculty are invited to observe and judge which projects to carry forward.</w:t>
+        <w:t xml:space="preserve">The 3-hour finals-week block (</w:t>
+      </w:r>
+      <w:r>
+        <w:rPr>
+          <w:bCs/>
+          <w:b/>
+        </w:rPr>
+        <w:t xml:space="preserve">Mon, Dec 14, 7:00–10:00 AM</w:t>
+      </w:r>
+      <w:r>
+        <w:t xml:space="preserve">) is where capstone faculty are invited to observe and judge which projects to carry forward.</w:t>
       </w:r>
     </w:p>
     <w:p>
@@ -4907,7 +4917,7 @@
         <w:t xml:space="preserve"> </w:t>
       </w:r>
       <w:r>
-        <w:t xml:space="preserve">Pitch Day (Oct 7), Progress Demo + Repo Audit (Nov 18), and Demo Day are attendance-required; the rest of the studio runs on regular participation.</w:t>
+        <w:t xml:space="preserve">Pitch Day (Oct 7), Progress Demo + Repo Audit (Nov 18), and Demo Day (Dec 14) are attendance-required; the rest of the studio runs on regular participation.</w:t>
       </w:r>
     </w:p>
     <w:p>

--- a/CS301R-Course-Summary.docx
+++ b/CS301R-Course-Summary.docx
@@ -2218,7 +2218,7 @@
               <w:jc w:val="left"/>
             </w:pPr>
             <w:r>
-              <w:t xml:space="preserve">License/OSS response (Sep 21);</w:t>
+              <w:t xml:space="preserve">Discovery Notes and License/OSS response (Sep 21);</w:t>
             </w:r>
             <w:r>
               <w:t xml:space="preserve"> </w:t>
@@ -3813,7 +3813,7 @@
                 <w:iCs/>
                 <w:i/>
               </w:rPr>
-              <w:t xml:space="preserve">License/OSS short response · Team Charter (written in class Oct 12) · MVP Plan</w:t>
+              <w:t xml:space="preserve">Discovery Notes · License/OSS short response · Team Charter (written in class Oct 12) · MVP Plan</w:t>
             </w:r>
           </w:p>
         </w:tc>

--- a/CS301R-Course-Summary.docx
+++ b/CS301R-Course-Summary.docx
@@ -2443,7 +2443,7 @@
               <w:jc w:val="left"/>
             </w:pPr>
             <w:r>
-              <w:t xml:space="preserve">Team Charter written in class (Oct 12); design doc draft (Oct 14)</w:t>
+              <w:t xml:space="preserve">Team Charter written in class, due Oct 14; design doc draft (Oct 15)</w:t>
             </w:r>
           </w:p>
         </w:tc>
@@ -3813,7 +3813,7 @@
                 <w:iCs/>
                 <w:i/>
               </w:rPr>
-              <w:t xml:space="preserve">Discovery Notes · License/OSS short response · Team Charter (written in class Oct 12) · MVP Plan</w:t>
+              <w:t xml:space="preserve">Discovery Notes · License/OSS short response · Team Charter (started in class Oct 12, due Oct 14) · MVP Plan</w:t>
             </w:r>
           </w:p>
         </w:tc>

--- a/CS301R-Course-Summary.docx
+++ b/CS301R-Course-Summary.docx
@@ -2443,7 +2443,7 @@
               <w:jc w:val="left"/>
             </w:pPr>
             <w:r>
-              <w:t xml:space="preserve">Team Charter written in class, due Oct 14; design doc draft (Oct 15)</w:t>
+              <w:t xml:space="preserve">Team Charter written in class, due Oct 14; design doc draft (Oct 16)</w:t>
             </w:r>
           </w:p>
         </w:tc>

--- a/CS301R-Course-Summary.docx
+++ b/CS301R-Course-Summary.docx
@@ -2595,7 +2595,7 @@
               <w:t xml:space="preserve"> </w:t>
             </w:r>
             <w:r>
-              <w:t xml:space="preserve">(Oct 28); CP9 portfolio opens</w:t>
+              <w:t xml:space="preserve">(Oct 30); CP9 portfolio opens</w:t>
             </w:r>
           </w:p>
         </w:tc>
@@ -3513,7 +3513,7 @@
               <w:jc w:val="left"/>
             </w:pPr>
             <w:r>
-              <w:t xml:space="preserve">README, LICENSE, CONTRIBUTING, CODE_OF_CONDUCT, issue and PR templates, setup and onboarding guide, communication and maintainer norms</w:t>
+              <w:t xml:space="preserve">README, LICENSE, CONTRIBUTING, CODE_OF_CONDUCT, issue and PR templates, communication and maintainer norms, a setup placeholder (the full setup guide is written and cold-tested in Week 10)</w:t>
             </w:r>
           </w:p>
         </w:tc>

--- a/CS301R-Course-Summary.docx
+++ b/CS301R-Course-Summary.docx
@@ -3986,7 +3986,7 @@
         <w:t xml:space="preserve"> </w:t>
       </w:r>
       <w:r>
-        <w:t xml:space="preserve">files for product definition, architecture, onboarding, roadmap, known issues, communication norms, and definition of done. Every project uses git with pull requests (even solo), maintains an issue backlog and milestone plan, and produces a working demo, however narrow.</w:t>
+        <w:t xml:space="preserve">files for product definition, architecture, onboarding, roadmap, known issues, communication norms, and git standards (which carry the project’s definition of done). Every project uses git with pull requests (even solo), maintains an issue backlog and milestone plan, and produces a working demo, however narrow.</w:t>
       </w:r>
     </w:p>
     <w:bookmarkEnd w:id="27"/>

--- a/CS301R-Course-Summary.docx
+++ b/CS301R-Course-Summary.docx
@@ -2633,7 +2633,17 @@
               <w:jc w:val="left"/>
             </w:pPr>
             <w:r>
-              <w:t xml:space="preserve">Turning proposal and design into epics, milestones, and issues; estimation, sequencing, definition of done; contribution pathways for newcomers; planning the vertical slice</w:t>
+              <w:rPr>
+                <w:bCs/>
+                <w:b/>
+              </w:rPr>
+              <w:t xml:space="preserve">The build starts</w:t>
+            </w:r>
+            <w:r>
+              <w:t xml:space="preserve"> </w:t>
+            </w:r>
+            <w:r>
+              <w:t xml:space="preserve">with a walking skeleton; turning proposal and design into epics, milestones, and issues; estimation, sequencing, definition of done; contribution pathways for newcomers; planning the vertical slice</w:t>
             </w:r>
           </w:p>
         </w:tc>
